--- a/MANUSKRIPT_Fernschreiber.docx
+++ b/MANUSKRIPT_Fernschreiber.docx
@@ -9121,7 +9121,7 @@
       </w:r>
     </w:p>
     <w:bookmarkEnd w:id="50"/>
-    <w:bookmarkStart w:id="51" w:name="die-seite-simulation-im-browser"/>
+    <w:bookmarkStart w:id="52" w:name="die-seite-simulation-im-browser"/>
     <w:p>
       <w:pPr>
         <w:pStyle w:val="Heading1"/>
@@ -9575,23 +9575,222 @@
         <w:t xml:space="preserve">Rahmen für Rahmen mit dem, was der Browser erzeugt — abweichen darf kein einziger.</w:t>
       </w:r>
     </w:p>
-    <w:bookmarkEnd w:id="51"/>
-    <w:bookmarkStart w:id="54" w:name="bedienung-und-betrieb"/>
-    <w:p>
-      <w:pPr>
-        <w:pStyle w:val="Heading1"/>
-      </w:pPr>
-      <w:r>
-        <w:t xml:space="preserve">11. Bedienung und Betrieb</w:t>
-      </w:r>
-    </w:p>
-    <w:bookmarkStart w:id="52" w:name="auf-dem-esp32"/>
+    <w:bookmarkStart w:id="51" w:name="X91bb6f63fd8691dc0d9d797e155720d4954cea3"/>
     <w:p>
       <w:pPr>
         <w:pStyle w:val="Heading2"/>
       </w:pPr>
       <w:r>
-        <w:t xml:space="preserve">Auf dem ESP32</w:t>
+        <w:t xml:space="preserve">10.6 Der wirkliche Wetterbericht für einen gewählten Ort</w:t>
+      </w:r>
+    </w:p>
+    <w:p>
+      <w:pPr>
+        <w:pStyle w:val="FirstParagraph"/>
+      </w:pPr>
+      <w:r>
+        <w:t xml:space="preserve">Die Seite kann mehr als den gespeicherten Abruf abspielen. Ein Feld nimmt einen Ortsnamen auf, ein</w:t>
+      </w:r>
+      <w:r>
+        <w:t xml:space="preserve"> </w:t>
+      </w:r>
+      <w:r>
+        <w:t xml:space="preserve">Knopf holt für diesen Ort den</w:t>
+      </w:r>
+      <w:r>
+        <w:t xml:space="preserve"> </w:t>
+      </w:r>
+      <w:r>
+        <w:rPr>
+          <w:b/>
+          <w:bCs/>
+        </w:rPr>
+        <w:t xml:space="preserve">wirklichen, aktuellen</w:t>
+      </w:r>
+      <w:r>
+        <w:t xml:space="preserve"> </w:t>
+      </w:r>
+      <w:r>
+        <w:t xml:space="preserve">Wetterbericht und druckt ihn auf den Streifen.</w:t>
+      </w:r>
+      <w:r>
+        <w:t xml:space="preserve"> </w:t>
+      </w:r>
+      <w:r>
+        <w:t xml:space="preserve">Damit steht dieselbe Kette wie am Gerät, nur mit dem Browser als Rechner: abfragen, zerlegen,</w:t>
+      </w:r>
+      <w:r>
+        <w:t xml:space="preserve"> </w:t>
+      </w:r>
+      <w:r>
+        <w:t xml:space="preserve">transliterieren, umbrechen, nach ITA2 setzen, Rahmen für Rahmen bei 50 Baud drucken.</w:t>
+      </w:r>
+    </w:p>
+    <w:p>
+      <w:pPr>
+        <w:pStyle w:val="BodyText"/>
+      </w:pPr>
+      <w:r>
+        <w:t xml:space="preserve">Eine Eigenheit des Dienstes zwingt dabei zu einem Umweg, der hier festgehalten sei, weil er nicht</w:t>
+      </w:r>
+      <w:r>
+        <w:t xml:space="preserve"> </w:t>
+      </w:r>
+      <w:r>
+        <w:t xml:space="preserve">offensichtlich ist. Das Gerät fragt</w:t>
+      </w:r>
+      <w:r>
+        <w:t xml:space="preserve"> </w:t>
+      </w:r>
+      <w:r>
+        <w:rPr>
+          <w:rStyle w:val="VerbatimChar"/>
+        </w:rPr>
+        <w:t xml:space="preserve">wttr.in</w:t>
+      </w:r>
+      <w:r>
+        <w:t xml:space="preserve"> </w:t>
+      </w:r>
+      <w:r>
+        <w:t xml:space="preserve">und bekommt auf die Formatzeile hin genau eine Textzeile</w:t>
+      </w:r>
+      <w:r>
+        <w:t xml:space="preserve"> </w:t>
+      </w:r>
+      <w:r>
+        <w:t xml:space="preserve">mit neun durch</w:t>
+      </w:r>
+      <w:r>
+        <w:t xml:space="preserve"> </w:t>
+      </w:r>
+      <w:r>
+        <w:rPr>
+          <w:rStyle w:val="VerbatimChar"/>
+        </w:rPr>
+        <w:t xml:space="preserve">|</w:t>
+      </w:r>
+      <w:r>
+        <w:t xml:space="preserve"> </w:t>
+      </w:r>
+      <w:r>
+        <w:t xml:space="preserve">getrennten Feldern zurück. Ein Browser bekommt dieselbe Anfrage als</w:t>
+      </w:r>
+      <w:r>
+        <w:t xml:space="preserve"> </w:t>
+      </w:r>
+      <w:r>
+        <w:rPr>
+          <w:b/>
+          <w:bCs/>
+        </w:rPr>
+        <w:t xml:space="preserve">Bildschirmseite</w:t>
+      </w:r>
+      <w:r>
+        <w:t xml:space="preserve"> </w:t>
+      </w:r>
+      <w:r>
+        <w:t xml:space="preserve">beantwortet:</w:t>
+      </w:r>
+      <w:r>
+        <w:t xml:space="preserve"> </w:t>
+      </w:r>
+      <w:r>
+        <w:rPr>
+          <w:rStyle w:val="VerbatimChar"/>
+        </w:rPr>
+        <w:t xml:space="preserve">wttr.in</w:t>
+      </w:r>
+      <w:r>
+        <w:t xml:space="preserve"> </w:t>
+      </w:r>
+      <w:r>
+        <w:t xml:space="preserve">entscheidet nach der Browserkennung im Kopf der Anfrage, und diese Kennung darf</w:t>
+      </w:r>
+      <w:r>
+        <w:t xml:space="preserve"> </w:t>
+      </w:r>
+      <w:r>
+        <w:t xml:space="preserve">eine Seite nicht selbst setzen — der Browser verbietet es. Die Zeile ist aus einer Seite heraus also</w:t>
+      </w:r>
+      <w:r>
+        <w:t xml:space="preserve"> </w:t>
+      </w:r>
+      <w:r>
+        <w:t xml:space="preserve">nicht zu bekommen.</w:t>
+      </w:r>
+    </w:p>
+    <w:p>
+      <w:pPr>
+        <w:pStyle w:val="BodyText"/>
+      </w:pPr>
+      <w:r>
+        <w:t xml:space="preserve">Die Seite holt deshalb dieselben neun Größen bei einem Dienst, der aus dem Browser heraus antwortet</w:t>
+      </w:r>
+      <w:r>
+        <w:t xml:space="preserve"> </w:t>
+      </w:r>
+      <w:r>
+        <w:t xml:space="preserve">(Ortssuche und Wetterabruf, beide ohne Schlüssel und beide mit</w:t>
+      </w:r>
+      <w:r>
+        <w:t xml:space="preserve"> </w:t>
+      </w:r>
+      <w:r>
+        <w:rPr>
+          <w:rStyle w:val="VerbatimChar"/>
+        </w:rPr>
+        <w:t xml:space="preserve">Access-Control-Allow-Origin: *</w:t>
+      </w:r>
+      <w:r>
+        <w:t xml:space="preserve">), und</w:t>
+      </w:r>
+      <w:r>
+        <w:t xml:space="preserve"> </w:t>
+      </w:r>
+      <w:r>
+        <w:t xml:space="preserve">setzt sie in</w:t>
+      </w:r>
+      <w:r>
+        <w:t xml:space="preserve"> </w:t>
+      </w:r>
+      <w:r>
+        <w:rPr>
+          <w:b/>
+          <w:bCs/>
+        </w:rPr>
+        <w:t xml:space="preserve">genau das Format</w:t>
+      </w:r>
+      <w:r>
+        <w:t xml:space="preserve">, das das Gerät von</w:t>
+      </w:r>
+      <w:r>
+        <w:t xml:space="preserve"> </w:t>
+      </w:r>
+      <w:r>
+        <w:rPr>
+          <w:rStyle w:val="VerbatimChar"/>
+        </w:rPr>
+        <w:t xml:space="preserve">wttr.in</w:t>
+      </w:r>
+      <w:r>
+        <w:t xml:space="preserve"> </w:t>
+      </w:r>
+      <w:r>
+        <w:t xml:space="preserve">erhält. Ab dieser Zeile läuft alles durch</w:t>
+      </w:r>
+      <w:r>
+        <w:t xml:space="preserve"> </w:t>
+      </w:r>
+      <w:r>
+        <w:t xml:space="preserve">denselben Code wie in der Firmware; die Umsetzung ist also nach wie vor die des Geräts.</w:t>
+      </w:r>
+    </w:p>
+    <w:p>
+      <w:pPr>
+        <w:pStyle w:val="BodyText"/>
+      </w:pPr>
+      <w:r>
+        <w:t xml:space="preserve">Zwei der neun Felder rechnet die Seite dabei selbst aus:</w:t>
       </w:r>
     </w:p>
     <w:p>
@@ -9603,91 +9802,96 @@
         </w:numPr>
       </w:pPr>
       <w:r>
-        <w:t xml:space="preserve">Netzname und Kennwort in die beiden Zeilen am Kopf von</w:t>
-      </w:r>
-      <w:r>
-        <w:t xml:space="preserve"> </w:t>
-      </w:r>
-      <w:r>
-        <w:rPr>
-          <w:rStyle w:val="VerbatimChar"/>
-        </w:rPr>
-        <w:t xml:space="preserve">RTTY_Wetter_20.py</w:t>
-      </w:r>
-      <w:r>
-        <w:t xml:space="preserve"> </w:t>
-      </w:r>
-      <w:r>
-        <w:t xml:space="preserve">eintragen. In der</w:t>
-      </w:r>
-      <w:r>
-        <w:t xml:space="preserve"> </w:t>
-      </w:r>
-      <w:r>
-        <w:t xml:space="preserve">veröffentlichten Fassung heißen sie</w:t>
-      </w:r>
-      <w:r>
-        <w:t xml:space="preserve"> </w:t>
-      </w:r>
-      <w:r>
-        <w:rPr>
-          <w:rStyle w:val="VerbatimChar"/>
-        </w:rPr>
-        <w:t xml:space="preserve">WLAN_NAME</w:t>
-      </w:r>
-      <w:r>
-        <w:t xml:space="preserve"> </w:t>
-      </w:r>
-      <w:r>
-        <w:t xml:space="preserve">und</w:t>
-      </w:r>
-      <w:r>
-        <w:t xml:space="preserve"> </w:t>
-      </w:r>
-      <w:r>
-        <w:rPr>
-          <w:rStyle w:val="VerbatimChar"/>
-        </w:rPr>
-        <w:t xml:space="preserve">WLAN_WORT</w:t>
-      </w:r>
-      <w:r>
-        <w:t xml:space="preserve"> </w:t>
-      </w:r>
-      <w:r>
-        <w:t xml:space="preserve">und tragen Platzhalter; das</w:t>
-      </w:r>
-      <w:r>
-        <w:t xml:space="preserve"> </w:t>
-      </w:r>
-      <w:r>
-        <w:t xml:space="preserve">Kennwort ist dort durch genauso viele</w:t>
-      </w:r>
-      <w:r>
-        <w:t xml:space="preserve"> </w:t>
-      </w:r>
-      <w:r>
-        <w:rPr>
-          <w:rStyle w:val="VerbatimChar"/>
-        </w:rPr>
-        <w:t xml:space="preserve">x</w:t>
-      </w:r>
-      <w:r>
-        <w:t xml:space="preserve"> </w:t>
-      </w:r>
-      <w:r>
-        <w:t xml:space="preserve">ersetzt, wie es Zeichen hat. (Im Arbeitsexemplar heißen</w:t>
-      </w:r>
-      <w:r>
-        <w:t xml:space="preserve"> </w:t>
-      </w:r>
-      <w:r>
-        <w:t xml:space="preserve">die beiden Namen anders; die Ausfuhr benennt sie um, damit kein Prüfmuster für Zugangsdaten</w:t>
-      </w:r>
-      <w:r>
-        <w:t xml:space="preserve"> </w:t>
-      </w:r>
-      <w:r>
-        <w:t xml:space="preserve">anschlägt.)</w:t>
+        <w:rPr>
+          <w:b/>
+          <w:bCs/>
+        </w:rPr>
+        <w:t xml:space="preserve">Der Windpfeil.</w:t>
+      </w:r>
+      <w:r>
+        <w:t xml:space="preserve"> </w:t>
+      </w:r>
+      <w:r>
+        <w:t xml:space="preserve">Der Dienst liefert die Richtung als Winkel. Die Seite rundet ihn auf ein Achtel</w:t>
+      </w:r>
+      <w:r>
+        <w:t xml:space="preserve"> </w:t>
+      </w:r>
+      <w:r>
+        <w:t xml:space="preserve">des Vollkreises und setzt den zugehörigen Pfeil, den</w:t>
+      </w:r>
+      <w:r>
+        <w:t xml:space="preserve"> </w:t>
+      </w:r>
+      <w:r>
+        <w:rPr>
+          <w:rStyle w:val="VerbatimChar"/>
+        </w:rPr>
+        <w:t xml:space="preserve">sanitize_weather_text()</w:t>
+      </w:r>
+      <w:r>
+        <w:t xml:space="preserve"> </w:t>
+      </w:r>
+      <w:r>
+        <w:t xml:space="preserve">der Firmware dann wie</w:t>
+      </w:r>
+      <w:r>
+        <w:t xml:space="preserve"> </w:t>
+      </w:r>
+      <w:r>
+        <w:t xml:space="preserve">gewohnt in</w:t>
+      </w:r>
+      <w:r>
+        <w:t xml:space="preserve"> </w:t>
+      </w:r>
+      <w:r>
+        <w:rPr>
+          <w:rStyle w:val="VerbatimChar"/>
+        </w:rPr>
+        <w:t xml:space="preserve">N</w:t>
+      </w:r>
+      <w:r>
+        <w:t xml:space="preserve">,</w:t>
+      </w:r>
+      <w:r>
+        <w:t xml:space="preserve"> </w:t>
+      </w:r>
+      <w:r>
+        <w:rPr>
+          <w:rStyle w:val="VerbatimChar"/>
+        </w:rPr>
+        <w:t xml:space="preserve">NO</w:t>
+      </w:r>
+      <w:r>
+        <w:t xml:space="preserve">,</w:t>
+      </w:r>
+      <w:r>
+        <w:t xml:space="preserve"> </w:t>
+      </w:r>
+      <w:r>
+        <w:rPr>
+          <w:rStyle w:val="VerbatimChar"/>
+        </w:rPr>
+        <w:t xml:space="preserve">O</w:t>
+      </w:r>
+      <w:r>
+        <w:t xml:space="preserve">, … übersetzt. Der Pfeil zeigt die Richtung,</w:t>
+      </w:r>
+      <w:r>
+        <w:t xml:space="preserve"> </w:t>
+      </w:r>
+      <w:r>
+        <w:rPr>
+          <w:b/>
+          <w:bCs/>
+        </w:rPr>
+        <w:t xml:space="preserve">aus der</w:t>
+      </w:r>
+      <w:r>
+        <w:t xml:space="preserve"> </w:t>
+      </w:r>
+      <w:r>
+        <w:t xml:space="preserve">es weht.</w:t>
       </w:r>
     </w:p>
     <w:p>
@@ -9699,152 +9903,114 @@
         </w:numPr>
       </w:pPr>
       <w:r>
-        <w:t xml:space="preserve">Die Datei als</w:t>
-      </w:r>
-      <w:r>
-        <w:t xml:space="preserve"> </w:t>
-      </w:r>
-      <w:r>
-        <w:rPr>
-          <w:rStyle w:val="VerbatimChar"/>
-        </w:rPr>
-        <w:t xml:space="preserve">main.py</w:t>
-      </w:r>
-      <w:r>
-        <w:t xml:space="preserve"> </w:t>
-      </w:r>
-      <w:r>
-        <w:t xml:space="preserve">auf den ESP32 bringen, zusammen mit</w:t>
-      </w:r>
-      <w:r>
-        <w:t xml:space="preserve"> </w:t>
-      </w:r>
-      <w:r>
-        <w:rPr>
-          <w:rStyle w:val="VerbatimChar"/>
-        </w:rPr>
-        <w:t xml:space="preserve">ssd1306.py</w:t>
-      </w:r>
-      <w:r>
-        <w:t xml:space="preserve">.</w:t>
-      </w:r>
-    </w:p>
-    <w:p>
-      <w:pPr>
-        <w:pStyle w:val="Compact"/>
-        <w:numPr>
-          <w:ilvl w:val="0"/>
-          <w:numId w:val="1013"/>
-        </w:numPr>
-      </w:pPr>
-      <w:r>
-        <w:t xml:space="preserve">Nach dem Start zeigt das OLED den WLAN-Zustand und die Adresse, dann läuft die Station: erster</w:t>
-      </w:r>
-      <w:r>
-        <w:t xml:space="preserve"> </w:t>
-      </w:r>
-      <w:r>
-        <w:t xml:space="preserve">gültiger Datensatz → Komplettdruck; danach Druck bei Änderung; alle sechs Stunden ein</w:t>
-      </w:r>
-      <w:r>
-        <w:t xml:space="preserve"> </w:t>
-      </w:r>
-      <w:r>
-        <w:t xml:space="preserve">Komplettdruck.</w:t>
-      </w:r>
-    </w:p>
-    <w:p>
-      <w:pPr>
-        <w:pStyle w:val="FirstParagraph"/>
-      </w:pPr>
-      <w:r>
         <w:rPr>
           <w:b/>
           <w:bCs/>
         </w:rPr>
-        <w:t xml:space="preserve">Stellschrauben:</w:t>
-      </w:r>
-      <w:r>
-        <w:t xml:space="preserve"> </w:t>
-      </w:r>
-      <w:r>
-        <w:rPr>
-          <w:rStyle w:val="VerbatimChar"/>
-        </w:rPr>
-        <w:t xml:space="preserve">ABFRAGE_INTERVALL</w:t>
-      </w:r>
-      <w:r>
-        <w:t xml:space="preserve"> </w:t>
-      </w:r>
-      <w:r>
-        <w:t xml:space="preserve">(Abfragetakt),</w:t>
-      </w:r>
-      <w:r>
-        <w:t xml:space="preserve"> </w:t>
-      </w:r>
-      <w:r>
-        <w:rPr>
-          <w:rStyle w:val="VerbatimChar"/>
-        </w:rPr>
-        <w:t xml:space="preserve">IMMER_DRUCKEN</w:t>
-      </w:r>
-      <w:r>
-        <w:t xml:space="preserve"> </w:t>
-      </w:r>
-      <w:r>
-        <w:t xml:space="preserve">(immer oder nur bei</w:t>
-      </w:r>
-      <w:r>
-        <w:t xml:space="preserve"> </w:t>
-      </w:r>
-      <w:r>
-        <w:t xml:space="preserve">Änderung),</w:t>
-      </w:r>
-      <w:r>
-        <w:t xml:space="preserve"> </w:t>
-      </w:r>
-      <w:r>
-        <w:rPr>
-          <w:rStyle w:val="VerbatimChar"/>
-        </w:rPr>
-        <w:t xml:space="preserve">KOMPLETT_INTERVALL</w:t>
-      </w:r>
-      <w:r>
-        <w:t xml:space="preserve"> </w:t>
-      </w:r>
-      <w:r>
-        <w:t xml:space="preserve">(Rhythmus des Komplettdrucks),</w:t>
-      </w:r>
-      <w:r>
-        <w:t xml:space="preserve"> </w:t>
-      </w:r>
-      <w:r>
-        <w:rPr>
-          <w:rStyle w:val="VerbatimChar"/>
-        </w:rPr>
-        <w:t xml:space="preserve">T68D_LINE_LENGTH</w:t>
-      </w:r>
-      <w:r>
-        <w:t xml:space="preserve"> </w:t>
-      </w:r>
-      <w:r>
-        <w:t xml:space="preserve">(Streifenbreite in</w:t>
-      </w:r>
-      <w:r>
-        <w:t xml:space="preserve"> </w:t>
-      </w:r>
-      <w:r>
-        <w:t xml:space="preserve">Zeichen).</w:t>
-      </w:r>
-    </w:p>
+        <w:t xml:space="preserve">Die Mondphase.</w:t>
+      </w:r>
+      <w:r>
+        <w:t xml:space="preserve"> </w:t>
+      </w:r>
+      <w:r>
+        <w:t xml:space="preserve">Sie steht in keinem der Wetterfelder. Die Seite rechnet das Alter des Mondes aus</w:t>
+      </w:r>
+      <w:r>
+        <w:t xml:space="preserve"> </w:t>
+      </w:r>
+      <w:r>
+        <w:t xml:space="preserve">der Zeit seit einem bekannten Neumond (6. Januar 2000, 18:14 UTC) modulo dem synodischen Monat von</w:t>
+      </w:r>
+      <w:r>
+        <w:t xml:space="preserve"> </w:t>
+      </w:r>
+      <w:r>
+        <w:t xml:space="preserve">29,530 588 853 Tagen und teilt es in acht Abschnitte — dieselben acht Zeichen, die das Gerät kennt.</w:t>
+      </w:r>
+      <w:r>
+        <w:t xml:space="preserve"> </w:t>
+      </w:r>
+      <w:r>
+        <w:t xml:space="preserve">Die Rechnung ist eine Näherung: sie unterstellt gleichförmigen Umlauf und geht deshalb um bis zu</w:t>
+      </w:r>
+      <w:r>
+        <w:t xml:space="preserve"> </w:t>
+      </w:r>
+      <w:r>
+        <w:t xml:space="preserve">etwa einen halben Tag fehl, was für die Angabe „zunehmend“ oder „abnehmend“ reicht.</w:t>
+      </w:r>
+    </w:p>
+    <w:p>
+      <w:pPr>
+        <w:pStyle w:val="FirstParagraph"/>
+      </w:pPr>
+      <w:r>
+        <w:t xml:space="preserve">Datum und Uhrzeit auf dem Kopf des Ausdrucks sind die</w:t>
+      </w:r>
+      <w:r>
+        <w:t xml:space="preserve"> </w:t>
+      </w:r>
+      <w:r>
+        <w:rPr>
+          <w:b/>
+          <w:bCs/>
+        </w:rPr>
+        <w:t xml:space="preserve">Ortszeit des gewählten Ortes</w:t>
+      </w:r>
+      <w:r>
+        <w:t xml:space="preserve">, wie der Dienst</w:t>
+      </w:r>
+      <w:r>
+        <w:t xml:space="preserve"> </w:t>
+      </w:r>
+      <w:r>
+        <w:t xml:space="preserve">sie mitliefert. Das Gerät nimmt statt dessen den Zeitstempel aus dem Kopf der Antwort und rechnet ihn</w:t>
+      </w:r>
+      <w:r>
+        <w:t xml:space="preserve"> </w:t>
+      </w:r>
+      <w:r>
+        <w:t xml:space="preserve">mit der eigenen Sommerzeitregel auf deutsche Zeit um (Abschnitt 6). Für einen Ort in einer anderen</w:t>
+      </w:r>
+      <w:r>
+        <w:t xml:space="preserve"> </w:t>
+      </w:r>
+      <w:r>
+        <w:t xml:space="preserve">Zeitzone ist die Ortszeit die sinnvollere Angabe; der Unterschied ist damit benannt.</w:t>
+      </w:r>
+    </w:p>
+    <w:p>
+      <w:pPr>
+        <w:pStyle w:val="BodyText"/>
+      </w:pPr>
+      <w:r>
+        <w:t xml:space="preserve">Ohne Netz bleibt es beim gespeicherten Abruf. Die Seite sagt das dann auch und arbeitet unverändert</w:t>
+      </w:r>
+      <w:r>
+        <w:t xml:space="preserve"> </w:t>
+      </w:r>
+      <w:r>
+        <w:t xml:space="preserve">weiter — sie ist und bleibt eine Datei, die für sich allein läuft.</w:t>
+      </w:r>
+    </w:p>
+    <w:bookmarkEnd w:id="51"/>
     <w:bookmarkEnd w:id="52"/>
-    <w:bookmarkStart w:id="53" w:name="auf-dem-pc"/>
+    <w:bookmarkStart w:id="55" w:name="bedienung-und-betrieb"/>
+    <w:p>
+      <w:pPr>
+        <w:pStyle w:val="Heading1"/>
+      </w:pPr>
+      <w:r>
+        <w:t xml:space="preserve">11. Bedienung und Betrieb</w:t>
+      </w:r>
+    </w:p>
+    <w:bookmarkStart w:id="53" w:name="auf-dem-esp32"/>
     <w:p>
       <w:pPr>
         <w:pStyle w:val="Heading2"/>
       </w:pPr>
       <w:r>
-        <w:t xml:space="preserve">Auf dem PC</w:t>
+        <w:t xml:space="preserve">Auf dem ESP32</w:t>
       </w:r>
     </w:p>
     <w:p>
@@ -9856,32 +10022,91 @@
         </w:numPr>
       </w:pPr>
       <w:r>
-        <w:t xml:space="preserve">Emulator mit Grafik:</w:t>
-      </w:r>
-      <w:r>
-        <w:t xml:space="preserve"> </w:t>
-      </w:r>
-      <w:r>
-        <w:rPr>
-          <w:rStyle w:val="VerbatimChar"/>
-        </w:rPr>
-        <w:t xml:space="preserve">python3 fernschreiber_emulator.py</w:t>
-      </w:r>
-      <w:r>
-        <w:t xml:space="preserve">, dann</w:t>
-      </w:r>
-      <w:r>
-        <w:t xml:space="preserve"> </w:t>
-      </w:r>
-      <w:r>
-        <w:rPr>
-          <w:i/>
-          <w:iCs/>
-        </w:rPr>
-        <w:t xml:space="preserve">Start</w:t>
-      </w:r>
-      <w:r>
-        <w:t xml:space="preserve">.</w:t>
+        <w:t xml:space="preserve">Netzname und Kennwort in die beiden Zeilen am Kopf von</w:t>
+      </w:r>
+      <w:r>
+        <w:t xml:space="preserve"> </w:t>
+      </w:r>
+      <w:r>
+        <w:rPr>
+          <w:rStyle w:val="VerbatimChar"/>
+        </w:rPr>
+        <w:t xml:space="preserve">RTTY_Wetter_20.py</w:t>
+      </w:r>
+      <w:r>
+        <w:t xml:space="preserve"> </w:t>
+      </w:r>
+      <w:r>
+        <w:t xml:space="preserve">eintragen. In der</w:t>
+      </w:r>
+      <w:r>
+        <w:t xml:space="preserve"> </w:t>
+      </w:r>
+      <w:r>
+        <w:t xml:space="preserve">veröffentlichten Fassung heißen sie</w:t>
+      </w:r>
+      <w:r>
+        <w:t xml:space="preserve"> </w:t>
+      </w:r>
+      <w:r>
+        <w:rPr>
+          <w:rStyle w:val="VerbatimChar"/>
+        </w:rPr>
+        <w:t xml:space="preserve">WLAN_NAME</w:t>
+      </w:r>
+      <w:r>
+        <w:t xml:space="preserve"> </w:t>
+      </w:r>
+      <w:r>
+        <w:t xml:space="preserve">und</w:t>
+      </w:r>
+      <w:r>
+        <w:t xml:space="preserve"> </w:t>
+      </w:r>
+      <w:r>
+        <w:rPr>
+          <w:rStyle w:val="VerbatimChar"/>
+        </w:rPr>
+        <w:t xml:space="preserve">WLAN_WORT</w:t>
+      </w:r>
+      <w:r>
+        <w:t xml:space="preserve"> </w:t>
+      </w:r>
+      <w:r>
+        <w:t xml:space="preserve">und tragen Platzhalter; das</w:t>
+      </w:r>
+      <w:r>
+        <w:t xml:space="preserve"> </w:t>
+      </w:r>
+      <w:r>
+        <w:t xml:space="preserve">Kennwort ist dort durch genauso viele</w:t>
+      </w:r>
+      <w:r>
+        <w:t xml:space="preserve"> </w:t>
+      </w:r>
+      <w:r>
+        <w:rPr>
+          <w:rStyle w:val="VerbatimChar"/>
+        </w:rPr>
+        <w:t xml:space="preserve">x</w:t>
+      </w:r>
+      <w:r>
+        <w:t xml:space="preserve"> </w:t>
+      </w:r>
+      <w:r>
+        <w:t xml:space="preserve">ersetzt, wie es Zeichen hat. (Im Arbeitsexemplar heißen</w:t>
+      </w:r>
+      <w:r>
+        <w:t xml:space="preserve"> </w:t>
+      </w:r>
+      <w:r>
+        <w:t xml:space="preserve">die beiden Namen anders; die Ausfuhr benennt sie um, damit kein Prüfmuster für Zugangsdaten</w:t>
+      </w:r>
+      <w:r>
+        <w:t xml:space="preserve"> </w:t>
+      </w:r>
+      <w:r>
+        <w:t xml:space="preserve">anschlägt.)</w:t>
       </w:r>
     </w:p>
     <w:p>
@@ -9893,16 +10118,31 @@
         </w:numPr>
       </w:pPr>
       <w:r>
-        <w:t xml:space="preserve">Emulator im Terminal:</w:t>
-      </w:r>
-      <w:r>
-        <w:t xml:space="preserve"> </w:t>
-      </w:r>
-      <w:r>
-        <w:rPr>
-          <w:rStyle w:val="VerbatimChar"/>
-        </w:rPr>
-        <w:t xml:space="preserve">python3 fernschreiber_emulator.py --selftest</w:t>
+        <w:t xml:space="preserve">Die Datei als</w:t>
+      </w:r>
+      <w:r>
+        <w:t xml:space="preserve"> </w:t>
+      </w:r>
+      <w:r>
+        <w:rPr>
+          <w:rStyle w:val="VerbatimChar"/>
+        </w:rPr>
+        <w:t xml:space="preserve">main.py</w:t>
+      </w:r>
+      <w:r>
+        <w:t xml:space="preserve"> </w:t>
+      </w:r>
+      <w:r>
+        <w:t xml:space="preserve">auf den ESP32 bringen, zusammen mit</w:t>
+      </w:r>
+      <w:r>
+        <w:t xml:space="preserve"> </w:t>
+      </w:r>
+      <w:r>
+        <w:rPr>
+          <w:rStyle w:val="VerbatimChar"/>
+        </w:rPr>
+        <w:t xml:space="preserve">ssd1306.py</w:t>
       </w:r>
       <w:r>
         <w:t xml:space="preserve">.</w:t>
@@ -9917,19 +10157,113 @@
         </w:numPr>
       </w:pPr>
       <w:r>
-        <w:t xml:space="preserve">Prüfprogramm:</w:t>
-      </w:r>
-      <w:r>
-        <w:t xml:space="preserve"> </w:t>
-      </w:r>
-      <w:r>
-        <w:rPr>
-          <w:rStyle w:val="VerbatimChar"/>
-        </w:rPr>
-        <w:t xml:space="preserve">python3 test_rtty.py</w:t>
-      </w:r>
-      <w:r>
-        <w:t xml:space="preserve">.</w:t>
+        <w:t xml:space="preserve">Nach dem Start zeigt das OLED den WLAN-Zustand und die Adresse, dann läuft die Station: erster</w:t>
+      </w:r>
+      <w:r>
+        <w:t xml:space="preserve"> </w:t>
+      </w:r>
+      <w:r>
+        <w:t xml:space="preserve">gültiger Datensatz → Komplettdruck; danach Druck bei Änderung; alle sechs Stunden ein</w:t>
+      </w:r>
+      <w:r>
+        <w:t xml:space="preserve"> </w:t>
+      </w:r>
+      <w:r>
+        <w:t xml:space="preserve">Komplettdruck.</w:t>
+      </w:r>
+    </w:p>
+    <w:p>
+      <w:pPr>
+        <w:pStyle w:val="FirstParagraph"/>
+      </w:pPr>
+      <w:r>
+        <w:rPr>
+          <w:b/>
+          <w:bCs/>
+        </w:rPr>
+        <w:t xml:space="preserve">Stellschrauben:</w:t>
+      </w:r>
+      <w:r>
+        <w:t xml:space="preserve"> </w:t>
+      </w:r>
+      <w:r>
+        <w:rPr>
+          <w:rStyle w:val="VerbatimChar"/>
+        </w:rPr>
+        <w:t xml:space="preserve">ABFRAGE_INTERVALL</w:t>
+      </w:r>
+      <w:r>
+        <w:t xml:space="preserve"> </w:t>
+      </w:r>
+      <w:r>
+        <w:t xml:space="preserve">(Abfragetakt),</w:t>
+      </w:r>
+      <w:r>
+        <w:t xml:space="preserve"> </w:t>
+      </w:r>
+      <w:r>
+        <w:rPr>
+          <w:rStyle w:val="VerbatimChar"/>
+        </w:rPr>
+        <w:t xml:space="preserve">IMMER_DRUCKEN</w:t>
+      </w:r>
+      <w:r>
+        <w:t xml:space="preserve"> </w:t>
+      </w:r>
+      <w:r>
+        <w:t xml:space="preserve">(immer oder nur bei</w:t>
+      </w:r>
+      <w:r>
+        <w:t xml:space="preserve"> </w:t>
+      </w:r>
+      <w:r>
+        <w:t xml:space="preserve">Änderung),</w:t>
+      </w:r>
+      <w:r>
+        <w:t xml:space="preserve"> </w:t>
+      </w:r>
+      <w:r>
+        <w:rPr>
+          <w:rStyle w:val="VerbatimChar"/>
+        </w:rPr>
+        <w:t xml:space="preserve">KOMPLETT_INTERVALL</w:t>
+      </w:r>
+      <w:r>
+        <w:t xml:space="preserve"> </w:t>
+      </w:r>
+      <w:r>
+        <w:t xml:space="preserve">(Rhythmus des Komplettdrucks),</w:t>
+      </w:r>
+      <w:r>
+        <w:t xml:space="preserve"> </w:t>
+      </w:r>
+      <w:r>
+        <w:rPr>
+          <w:rStyle w:val="VerbatimChar"/>
+        </w:rPr>
+        <w:t xml:space="preserve">T68D_LINE_LENGTH</w:t>
+      </w:r>
+      <w:r>
+        <w:t xml:space="preserve"> </w:t>
+      </w:r>
+      <w:r>
+        <w:t xml:space="preserve">(Streifenbreite in</w:t>
+      </w:r>
+      <w:r>
+        <w:t xml:space="preserve"> </w:t>
+      </w:r>
+      <w:r>
+        <w:t xml:space="preserve">Zeichen).</w:t>
+      </w:r>
+    </w:p>
+    <w:bookmarkEnd w:id="53"/>
+    <w:bookmarkStart w:id="54" w:name="auf-dem-pc"/>
+    <w:p>
+      <w:pPr>
+        <w:pStyle w:val="Heading2"/>
+      </w:pPr>
+      <w:r>
+        <w:t xml:space="preserve">Auf dem PC</w:t>
       </w:r>
     </w:p>
     <w:p>
@@ -9937,20 +10271,33 @@
         <w:pStyle w:val="Compact"/>
         <w:numPr>
           <w:ilvl w:val="0"/>
-          <w:numId w:val="1014"/>
+          <w:numId w:val="1015"/>
         </w:numPr>
       </w:pPr>
       <w:r>
-        <w:t xml:space="preserve">Seite bauen:</w:t>
-      </w:r>
-      <w:r>
-        <w:t xml:space="preserve"> </w:t>
-      </w:r>
-      <w:r>
-        <w:rPr>
-          <w:rStyle w:val="VerbatimChar"/>
-        </w:rPr>
-        <w:t xml:space="preserve">python3 seite/erstelle_fernschreiber_seite.py</w:t>
+        <w:t xml:space="preserve">Emulator mit Grafik:</w:t>
+      </w:r>
+      <w:r>
+        <w:t xml:space="preserve"> </w:t>
+      </w:r>
+      <w:r>
+        <w:rPr>
+          <w:rStyle w:val="VerbatimChar"/>
+        </w:rPr>
+        <w:t xml:space="preserve">python3 fernschreiber_emulator.py</w:t>
+      </w:r>
+      <w:r>
+        <w:t xml:space="preserve">, dann</w:t>
+      </w:r>
+      <w:r>
+        <w:t xml:space="preserve"> </w:t>
+      </w:r>
+      <w:r>
+        <w:rPr>
+          <w:i/>
+          <w:iCs/>
+        </w:rPr>
+        <w:t xml:space="preserve">Start</w:t>
       </w:r>
       <w:r>
         <w:t xml:space="preserve">.</w:t>
@@ -9961,10 +10308,82 @@
         <w:pStyle w:val="Compact"/>
         <w:numPr>
           <w:ilvl w:val="0"/>
-          <w:numId w:val="1014"/>
+          <w:numId w:val="1015"/>
         </w:numPr>
       </w:pPr>
       <w:r>
+        <w:t xml:space="preserve">Emulator im Terminal:</w:t>
+      </w:r>
+      <w:r>
+        <w:t xml:space="preserve"> </w:t>
+      </w:r>
+      <w:r>
+        <w:rPr>
+          <w:rStyle w:val="VerbatimChar"/>
+        </w:rPr>
+        <w:t xml:space="preserve">python3 fernschreiber_emulator.py --selftest</w:t>
+      </w:r>
+      <w:r>
+        <w:t xml:space="preserve">.</w:t>
+      </w:r>
+    </w:p>
+    <w:p>
+      <w:pPr>
+        <w:pStyle w:val="Compact"/>
+        <w:numPr>
+          <w:ilvl w:val="0"/>
+          <w:numId w:val="1015"/>
+        </w:numPr>
+      </w:pPr>
+      <w:r>
+        <w:t xml:space="preserve">Prüfprogramm:</w:t>
+      </w:r>
+      <w:r>
+        <w:t xml:space="preserve"> </w:t>
+      </w:r>
+      <w:r>
+        <w:rPr>
+          <w:rStyle w:val="VerbatimChar"/>
+        </w:rPr>
+        <w:t xml:space="preserve">python3 test_rtty.py</w:t>
+      </w:r>
+      <w:r>
+        <w:t xml:space="preserve">.</w:t>
+      </w:r>
+    </w:p>
+    <w:p>
+      <w:pPr>
+        <w:pStyle w:val="Compact"/>
+        <w:numPr>
+          <w:ilvl w:val="0"/>
+          <w:numId w:val="1015"/>
+        </w:numPr>
+      </w:pPr>
+      <w:r>
+        <w:t xml:space="preserve">Seite bauen:</w:t>
+      </w:r>
+      <w:r>
+        <w:t xml:space="preserve"> </w:t>
+      </w:r>
+      <w:r>
+        <w:rPr>
+          <w:rStyle w:val="VerbatimChar"/>
+        </w:rPr>
+        <w:t xml:space="preserve">python3 seite/erstelle_fernschreiber_seite.py</w:t>
+      </w:r>
+      <w:r>
+        <w:t xml:space="preserve">.</w:t>
+      </w:r>
+    </w:p>
+    <w:p>
+      <w:pPr>
+        <w:pStyle w:val="Compact"/>
+        <w:numPr>
+          <w:ilvl w:val="0"/>
+          <w:numId w:val="1015"/>
+        </w:numPr>
+      </w:pPr>
+      <w:r>
         <w:t xml:space="preserve">ITA2 nachrechnen:</w:t>
       </w:r>
       <w:r>
@@ -10009,9 +10428,9 @@
         <w:t xml:space="preserve">zusätzlich eine Netzverbindung, weil er echte Wetterdaten holt.</w:t>
       </w:r>
     </w:p>
-    <w:bookmarkEnd w:id="53"/>
     <w:bookmarkEnd w:id="54"/>
-    <w:bookmarkStart w:id="55" w:name="fehlersuche"/>
+    <w:bookmarkEnd w:id="55"/>
+    <w:bookmarkStart w:id="56" w:name="fehlersuche"/>
     <w:p>
       <w:pPr>
         <w:pStyle w:val="Heading1"/>
@@ -10330,8 +10749,8 @@
         </w:tc>
       </w:tr>
     </w:tbl>
-    <w:bookmarkEnd w:id="55"/>
-    <w:bookmarkStart w:id="56" w:name="entwicklungsgeschichte"/>
+    <w:bookmarkEnd w:id="56"/>
+    <w:bookmarkStart w:id="57" w:name="entwicklungsgeschichte"/>
     <w:p>
       <w:pPr>
         <w:pStyle w:val="Heading1"/>
@@ -10601,8 +11020,8 @@
         <w:t xml:space="preserve">.</w:t>
       </w:r>
     </w:p>
-    <w:bookmarkEnd w:id="56"/>
-    <w:bookmarkStart w:id="62" w:name="anhang"/>
+    <w:bookmarkEnd w:id="57"/>
+    <w:bookmarkStart w:id="63" w:name="anhang"/>
     <w:p>
       <w:pPr>
         <w:pStyle w:val="Heading1"/>
@@ -10611,7 +11030,7 @@
         <w:t xml:space="preserve">14. Anhang</w:t>
       </w:r>
     </w:p>
-    <w:bookmarkStart w:id="57" w:name="X288fb50d691fd4b9f4359a03889f00a1bb5c8cb"/>
+    <w:bookmarkStart w:id="58" w:name="X288fb50d691fd4b9f4359a03889f00a1bb5c8cb"/>
     <w:p>
       <w:pPr>
         <w:pStyle w:val="Heading2"/>
@@ -12198,8 +12617,8 @@
         <w:t xml:space="preserve">Die vier Steuercodes stehen in Kapitel 3.3.</w:t>
       </w:r>
     </w:p>
-    <w:bookmarkEnd w:id="57"/>
-    <w:bookmarkStart w:id="58" w:name="die-formatzeichen-von-wttr.in"/>
+    <w:bookmarkEnd w:id="58"/>
+    <w:bookmarkStart w:id="59" w:name="die-formatzeichen-von-wttr.in"/>
     <w:p>
       <w:pPr>
         <w:pStyle w:val="Heading2"/>
@@ -12576,8 +12995,8 @@
         </w:tc>
       </w:tr>
     </w:tbl>
-    <w:bookmarkEnd w:id="58"/>
-    <w:bookmarkStart w:id="59" w:name="die-formeln-auf-einen-blick"/>
+    <w:bookmarkEnd w:id="59"/>
+    <w:bookmarkStart w:id="60" w:name="die-formeln-auf-einen-blick"/>
     <w:p>
       <w:pPr>
         <w:pStyle w:val="Heading2"/>
@@ -12996,184 +13415,14 @@
         </m:oMath>
       </m:oMathPara>
     </w:p>
-    <w:bookmarkEnd w:id="59"/>
-    <w:bookmarkStart w:id="60" w:name="wörter"/>
+    <w:bookmarkEnd w:id="60"/>
+    <w:bookmarkStart w:id="61" w:name="wörter"/>
     <w:p>
       <w:pPr>
         <w:pStyle w:val="Heading2"/>
       </w:pPr>
       <w:r>
         <w:t xml:space="preserve">14.4 Wörter</w:t>
-      </w:r>
-    </w:p>
-    <w:p>
-      <w:pPr>
-        <w:pStyle w:val="Compact"/>
-        <w:numPr>
-          <w:ilvl w:val="0"/>
-          <w:numId w:val="1015"/>
-        </w:numPr>
-      </w:pPr>
-      <w:r>
-        <w:rPr>
-          <w:b/>
-          <w:bCs/>
-        </w:rPr>
-        <w:t xml:space="preserve">RTTY</w:t>
-      </w:r>
-      <w:r>
-        <w:t xml:space="preserve"> </w:t>
-      </w:r>
-      <w:r>
-        <w:t xml:space="preserve">— Funkfernschreiben; serielle Start-Stopp-Übertragung.</w:t>
-      </w:r>
-    </w:p>
-    <w:p>
-      <w:pPr>
-        <w:pStyle w:val="Compact"/>
-        <w:numPr>
-          <w:ilvl w:val="0"/>
-          <w:numId w:val="1015"/>
-        </w:numPr>
-      </w:pPr>
-      <w:r>
-        <w:rPr>
-          <w:b/>
-          <w:bCs/>
-        </w:rPr>
-        <w:t xml:space="preserve">ITA2 / Baudot-Murray</w:t>
-      </w:r>
-      <w:r>
-        <w:t xml:space="preserve"> </w:t>
-      </w:r>
-      <w:r>
-        <w:t xml:space="preserve">— der Fünf-Bit-Fernschreibcode mit den beiden Umschaltebenen.</w:t>
-      </w:r>
-    </w:p>
-    <w:p>
-      <w:pPr>
-        <w:pStyle w:val="Compact"/>
-        <w:numPr>
-          <w:ilvl w:val="0"/>
-          <w:numId w:val="1015"/>
-        </w:numPr>
-      </w:pPr>
-      <w:r>
-        <w:rPr>
-          <w:b/>
-          <w:bCs/>
-        </w:rPr>
-        <w:t xml:space="preserve">Mark / Space</w:t>
-      </w:r>
-      <w:r>
-        <w:t xml:space="preserve"> </w:t>
-      </w:r>
-      <w:r>
-        <w:t xml:space="preserve">— logisch 1 (Ruhe) und logisch 0 auf der Leitung.</w:t>
-      </w:r>
-    </w:p>
-    <w:p>
-      <w:pPr>
-        <w:pStyle w:val="Compact"/>
-        <w:numPr>
-          <w:ilvl w:val="0"/>
-          <w:numId w:val="1015"/>
-        </w:numPr>
-      </w:pPr>
-      <w:r>
-        <w:rPr>
-          <w:b/>
-          <w:bCs/>
-        </w:rPr>
-        <w:t xml:space="preserve">LTRS / FIGS</w:t>
-      </w:r>
-      <w:r>
-        <w:t xml:space="preserve"> </w:t>
-      </w:r>
-      <w:r>
-        <w:t xml:space="preserve">— Buchstaben- und Ziffernebene.</w:t>
-      </w:r>
-    </w:p>
-    <w:p>
-      <w:pPr>
-        <w:pStyle w:val="Compact"/>
-        <w:numPr>
-          <w:ilvl w:val="0"/>
-          <w:numId w:val="1015"/>
-        </w:numPr>
-      </w:pPr>
-      <w:r>
-        <w:rPr>
-          <w:b/>
-          <w:bCs/>
-        </w:rPr>
-        <w:t xml:space="preserve">Baud</w:t>
-      </w:r>
-      <w:r>
-        <w:t xml:space="preserve"> </w:t>
-      </w:r>
-      <w:r>
-        <w:t xml:space="preserve">— Schritte je Sekunde; hier 50, also 20 ms je Schritt.</w:t>
-      </w:r>
-    </w:p>
-    <w:p>
-      <w:pPr>
-        <w:pStyle w:val="Compact"/>
-        <w:numPr>
-          <w:ilvl w:val="0"/>
-          <w:numId w:val="1015"/>
-        </w:numPr>
-      </w:pPr>
-      <w:r>
-        <w:rPr>
-          <w:b/>
-          <w:bCs/>
-        </w:rPr>
-        <w:t xml:space="preserve">Streifenschreiber</w:t>
-      </w:r>
-      <w:r>
-        <w:t xml:space="preserve"> </w:t>
-      </w:r>
-      <w:r>
-        <w:t xml:space="preserve">— eine Fernschreibmaschine, die fortlaufend auf einen schmalen Papierstreifen</w:t>
-      </w:r>
-      <w:r>
-        <w:t xml:space="preserve"> </w:t>
-      </w:r>
-      <w:r>
-        <w:t xml:space="preserve">druckt, im Gegensatz zum Blattschreiber.</w:t>
-      </w:r>
-    </w:p>
-    <w:p>
-      <w:pPr>
-        <w:pStyle w:val="Compact"/>
-        <w:numPr>
-          <w:ilvl w:val="0"/>
-          <w:numId w:val="1015"/>
-        </w:numPr>
-      </w:pPr>
-      <w:r>
-        <w:rPr>
-          <w:b/>
-          <w:bCs/>
-        </w:rPr>
-        <w:t xml:space="preserve">Attrappe (Stub)</w:t>
-      </w:r>
-      <w:r>
-        <w:t xml:space="preserve"> </w:t>
-      </w:r>
-      <w:r>
-        <w:t xml:space="preserve">— ein nachgebildetes Modul, das im Emulator die echte Hardware ersetzt.</w:t>
-      </w:r>
-    </w:p>
-    <w:bookmarkEnd w:id="60"/>
-    <w:bookmarkStart w:id="61" w:name="quellen-und-offene-punkte"/>
-    <w:p>
-      <w:pPr>
-        <w:pStyle w:val="Heading2"/>
-      </w:pPr>
-      <w:r>
-        <w:t xml:space="preserve">14.5 Quellen und offene Punkte</w:t>
       </w:r>
     </w:p>
     <w:p>
@@ -13185,26 +13434,17 @@
         </w:numPr>
       </w:pPr>
       <w:r>
-        <w:t xml:space="preserve">Siemens,</w:t>
-      </w:r>
-      <w:r>
-        <w:t xml:space="preserve"> </w:t>
-      </w:r>
-      <w:r>
-        <w:rPr>
-          <w:i/>
-          <w:iCs/>
-        </w:rPr>
-        <w:t xml:space="preserve">Fernschreibmaschine T68 — Beschreibung</w:t>
-      </w:r>
-      <w:r>
-        <w:t xml:space="preserve">, Dezember 1959 (Betriebsanleitung des</w:t>
-      </w:r>
-      <w:r>
-        <w:t xml:space="preserve"> </w:t>
-      </w:r>
-      <w:r>
-        <w:t xml:space="preserve">Herstellers; wegen fremden Urheberrechts nicht mitveröffentlicht).</w:t>
+        <w:rPr>
+          <w:b/>
+          <w:bCs/>
+        </w:rPr>
+        <w:t xml:space="preserve">RTTY</w:t>
+      </w:r>
+      <w:r>
+        <w:t xml:space="preserve"> </w:t>
+      </w:r>
+      <w:r>
+        <w:t xml:space="preserve">— Funkfernschreiben; serielle Start-Stopp-Übertragung.</w:t>
       </w:r>
     </w:p>
     <w:p>
@@ -13216,7 +13456,17 @@
         </w:numPr>
       </w:pPr>
       <w:r>
-        <w:t xml:space="preserve">wttr.in, Formatzeichen der Textschnittstelle.</w:t>
+        <w:rPr>
+          <w:b/>
+          <w:bCs/>
+        </w:rPr>
+        <w:t xml:space="preserve">ITA2 / Baudot-Murray</w:t>
+      </w:r>
+      <w:r>
+        <w:t xml:space="preserve"> </w:t>
+      </w:r>
+      <w:r>
+        <w:t xml:space="preserve">— der Fünf-Bit-Fernschreibcode mit den beiden Umschaltebenen.</w:t>
       </w:r>
     </w:p>
     <w:p>
@@ -13228,49 +13478,121 @@
         </w:numPr>
       </w:pPr>
       <w:r>
-        <w:t xml:space="preserve">Die Zahlenwerte dieses Manuskripts sind aus</w:t>
-      </w:r>
-      <w:r>
-        <w:t xml:space="preserve"> </w:t>
-      </w:r>
-      <w:r>
-        <w:rPr>
-          <w:rStyle w:val="VerbatimChar"/>
-        </w:rPr>
-        <w:t xml:space="preserve">RTTY_Wetter_20.py</w:t>
-      </w:r>
-      <w:r>
-        <w:t xml:space="preserve"> </w:t>
-      </w:r>
-      <w:r>
-        <w:t xml:space="preserve">gerechnet</w:t>
-      </w:r>
-      <w:r>
-        <w:t xml:space="preserve"> </w:t>
-      </w:r>
-      <w:r>
-        <w:t xml:space="preserve">(</w:t>
-      </w:r>
-      <w:r>
-        <w:rPr>
-          <w:rStyle w:val="VerbatimChar"/>
-        </w:rPr>
-        <w:t xml:space="preserve">seite/nachrechnung_ita2.py</w:t>
-      </w:r>
-      <w:r>
-        <w:t xml:space="preserve">), die Aussagen zum Druckbild aus dem Foto und dem Video abgelesen.</w:t>
-      </w:r>
-    </w:p>
-    <w:p>
-      <w:pPr>
-        <w:pStyle w:val="FirstParagraph"/>
-      </w:pPr>
-      <w:r>
         <w:rPr>
           <w:b/>
           <w:bCs/>
         </w:rPr>
-        <w:t xml:space="preserve">Offen:</w:t>
+        <w:t xml:space="preserve">Mark / Space</w:t>
+      </w:r>
+      <w:r>
+        <w:t xml:space="preserve"> </w:t>
+      </w:r>
+      <w:r>
+        <w:t xml:space="preserve">— logisch 1 (Ruhe) und logisch 0 auf der Leitung.</w:t>
+      </w:r>
+    </w:p>
+    <w:p>
+      <w:pPr>
+        <w:pStyle w:val="Compact"/>
+        <w:numPr>
+          <w:ilvl w:val="0"/>
+          <w:numId w:val="1016"/>
+        </w:numPr>
+      </w:pPr>
+      <w:r>
+        <w:rPr>
+          <w:b/>
+          <w:bCs/>
+        </w:rPr>
+        <w:t xml:space="preserve">LTRS / FIGS</w:t>
+      </w:r>
+      <w:r>
+        <w:t xml:space="preserve"> </w:t>
+      </w:r>
+      <w:r>
+        <w:t xml:space="preserve">— Buchstaben- und Ziffernebene.</w:t>
+      </w:r>
+    </w:p>
+    <w:p>
+      <w:pPr>
+        <w:pStyle w:val="Compact"/>
+        <w:numPr>
+          <w:ilvl w:val="0"/>
+          <w:numId w:val="1016"/>
+        </w:numPr>
+      </w:pPr>
+      <w:r>
+        <w:rPr>
+          <w:b/>
+          <w:bCs/>
+        </w:rPr>
+        <w:t xml:space="preserve">Baud</w:t>
+      </w:r>
+      <w:r>
+        <w:t xml:space="preserve"> </w:t>
+      </w:r>
+      <w:r>
+        <w:t xml:space="preserve">— Schritte je Sekunde; hier 50, also 20 ms je Schritt.</w:t>
+      </w:r>
+    </w:p>
+    <w:p>
+      <w:pPr>
+        <w:pStyle w:val="Compact"/>
+        <w:numPr>
+          <w:ilvl w:val="0"/>
+          <w:numId w:val="1016"/>
+        </w:numPr>
+      </w:pPr>
+      <w:r>
+        <w:rPr>
+          <w:b/>
+          <w:bCs/>
+        </w:rPr>
+        <w:t xml:space="preserve">Streifenschreiber</w:t>
+      </w:r>
+      <w:r>
+        <w:t xml:space="preserve"> </w:t>
+      </w:r>
+      <w:r>
+        <w:t xml:space="preserve">— eine Fernschreibmaschine, die fortlaufend auf einen schmalen Papierstreifen</w:t>
+      </w:r>
+      <w:r>
+        <w:t xml:space="preserve"> </w:t>
+      </w:r>
+      <w:r>
+        <w:t xml:space="preserve">druckt, im Gegensatz zum Blattschreiber.</w:t>
+      </w:r>
+    </w:p>
+    <w:p>
+      <w:pPr>
+        <w:pStyle w:val="Compact"/>
+        <w:numPr>
+          <w:ilvl w:val="0"/>
+          <w:numId w:val="1016"/>
+        </w:numPr>
+      </w:pPr>
+      <w:r>
+        <w:rPr>
+          <w:b/>
+          <w:bCs/>
+        </w:rPr>
+        <w:t xml:space="preserve">Attrappe (Stub)</w:t>
+      </w:r>
+      <w:r>
+        <w:t xml:space="preserve"> </w:t>
+      </w:r>
+      <w:r>
+        <w:t xml:space="preserve">— ein nachgebildetes Modul, das im Emulator die echte Hardware ersetzt.</w:t>
+      </w:r>
+    </w:p>
+    <w:bookmarkEnd w:id="61"/>
+    <w:bookmarkStart w:id="62" w:name="quellen-und-offene-punkte"/>
+    <w:p>
+      <w:pPr>
+        <w:pStyle w:val="Heading2"/>
+      </w:pPr>
+      <w:r>
+        <w:t xml:space="preserve">14.5 Quellen und offene Punkte</w:t>
       </w:r>
     </w:p>
     <w:p>
@@ -13282,13 +13604,26 @@
         </w:numPr>
       </w:pPr>
       <w:r>
-        <w:t xml:space="preserve">Die Spurzuordnung der Lochung am Gerät ist nicht nachgemessen; die Simulation zeichnet sie nach</w:t>
-      </w:r>
-      <w:r>
-        <w:t xml:space="preserve"> </w:t>
-      </w:r>
-      <w:r>
-        <w:t xml:space="preserve">der Fünf-Spur-Norm und sagt das dort.</w:t>
+        <w:t xml:space="preserve">Siemens,</w:t>
+      </w:r>
+      <w:r>
+        <w:t xml:space="preserve"> </w:t>
+      </w:r>
+      <w:r>
+        <w:rPr>
+          <w:i/>
+          <w:iCs/>
+        </w:rPr>
+        <w:t xml:space="preserve">Fernschreibmaschine T68 — Beschreibung</w:t>
+      </w:r>
+      <w:r>
+        <w:t xml:space="preserve">, Dezember 1959 (Betriebsanleitung des</w:t>
+      </w:r>
+      <w:r>
+        <w:t xml:space="preserve"> </w:t>
+      </w:r>
+      <w:r>
+        <w:t xml:space="preserve">Herstellers; wegen fremden Urheberrechts nicht mitveröffentlicht).</w:t>
       </w:r>
     </w:p>
     <w:p>
@@ -13300,6 +13635,90 @@
         </w:numPr>
       </w:pPr>
       <w:r>
+        <w:t xml:space="preserve">wttr.in, Formatzeichen der Textschnittstelle.</w:t>
+      </w:r>
+    </w:p>
+    <w:p>
+      <w:pPr>
+        <w:pStyle w:val="Compact"/>
+        <w:numPr>
+          <w:ilvl w:val="0"/>
+          <w:numId w:val="1017"/>
+        </w:numPr>
+      </w:pPr>
+      <w:r>
+        <w:t xml:space="preserve">Die Zahlenwerte dieses Manuskripts sind aus</w:t>
+      </w:r>
+      <w:r>
+        <w:t xml:space="preserve"> </w:t>
+      </w:r>
+      <w:r>
+        <w:rPr>
+          <w:rStyle w:val="VerbatimChar"/>
+        </w:rPr>
+        <w:t xml:space="preserve">RTTY_Wetter_20.py</w:t>
+      </w:r>
+      <w:r>
+        <w:t xml:space="preserve"> </w:t>
+      </w:r>
+      <w:r>
+        <w:t xml:space="preserve">gerechnet</w:t>
+      </w:r>
+      <w:r>
+        <w:t xml:space="preserve"> </w:t>
+      </w:r>
+      <w:r>
+        <w:t xml:space="preserve">(</w:t>
+      </w:r>
+      <w:r>
+        <w:rPr>
+          <w:rStyle w:val="VerbatimChar"/>
+        </w:rPr>
+        <w:t xml:space="preserve">seite/nachrechnung_ita2.py</w:t>
+      </w:r>
+      <w:r>
+        <w:t xml:space="preserve">), die Aussagen zum Druckbild aus dem Foto und dem Video abgelesen.</w:t>
+      </w:r>
+    </w:p>
+    <w:p>
+      <w:pPr>
+        <w:pStyle w:val="FirstParagraph"/>
+      </w:pPr>
+      <w:r>
+        <w:rPr>
+          <w:b/>
+          <w:bCs/>
+        </w:rPr>
+        <w:t xml:space="preserve">Offen:</w:t>
+      </w:r>
+    </w:p>
+    <w:p>
+      <w:pPr>
+        <w:pStyle w:val="Compact"/>
+        <w:numPr>
+          <w:ilvl w:val="0"/>
+          <w:numId w:val="1018"/>
+        </w:numPr>
+      </w:pPr>
+      <w:r>
+        <w:t xml:space="preserve">Die Spurzuordnung der Lochung am Gerät ist nicht nachgemessen; die Simulation zeichnet sie nach</w:t>
+      </w:r>
+      <w:r>
+        <w:t xml:space="preserve"> </w:t>
+      </w:r>
+      <w:r>
+        <w:t xml:space="preserve">der Fünf-Spur-Norm und sagt das dort.</w:t>
+      </w:r>
+    </w:p>
+    <w:p>
+      <w:pPr>
+        <w:pStyle w:val="Compact"/>
+        <w:numPr>
+          <w:ilvl w:val="0"/>
+          <w:numId w:val="1018"/>
+        </w:numPr>
+      </w:pPr>
+      <w:r>
         <w:t xml:space="preserve">Ob die Maschine die Umschaltzeichen LTRS und FIGS wirklich ohne Vorschub verarbeitet, ist aus dem</w:t>
       </w:r>
       <w:r>
@@ -13466,8 +13885,8 @@
         <w:t xml:space="preserve">.</w:t>
       </w:r>
     </w:p>
-    <w:bookmarkEnd w:id="61"/>
     <w:bookmarkEnd w:id="62"/>
+    <w:bookmarkEnd w:id="63"/>
     <w:sectPr/>
   </w:body>
 </w:document>
@@ -13883,6 +14302,9 @@
     <w:abstractNumId w:val="991"/>
   </w:num>
   <w:num w:numId="1013">
+    <w:abstractNumId w:val="991"/>
+  </w:num>
+  <w:num w:numId="1014">
     <w:abstractNumId w:val="99411"/>
     <w:lvlOverride w:ilvl="0">
       <w:startOverride w:val="1"/>
@@ -13912,9 +14334,6 @@
       <w:startOverride w:val="1"/>
     </w:lvlOverride>
   </w:num>
-  <w:num w:numId="1014">
-    <w:abstractNumId w:val="991"/>
-  </w:num>
   <w:num w:numId="1015">
     <w:abstractNumId w:val="991"/>
   </w:num>
@@ -13922,6 +14341,9 @@
     <w:abstractNumId w:val="991"/>
   </w:num>
   <w:num w:numId="1017">
+    <w:abstractNumId w:val="991"/>
+  </w:num>
+  <w:num w:numId="1018">
     <w:abstractNumId w:val="991"/>
   </w:num>
 </w:numbering>
